--- a/policies/build/chapters_v2/PRE/Documents/PRE5/SOP_Patient_Family_Education.docx
+++ b/policies/build/chapters_v2/PRE/Documents/PRE5/SOP_Patient_Family_Education.docx
@@ -799,7 +799,7 @@
             <w:color w:val="0563C1"/>
             <w:u w:val="single"/>
           </w:rPr>
-          <w:t>NABH — Hospitals Accreditation Programme (HCO), 6th Edition standards</w:t>
+          <w:t>National Accreditation Board for Hospitals and Healthcare Providers. (2025). NABH accreditation standards for hospitals (6th ed.), PRE.5. ISBN 978-81-965264-9-8. https://portal.nabh.co/images/Standards/NABH%20Hospital%20Accreditation%20Standard%206th%20Edition%20January%202025.pdf</w:t>
         </w:r>
       </w:hyperlink>
     </w:p>
